--- a/title-page-with-author-details.docx
+++ b/title-page-with-author-details.docx
@@ -11,7 +11,7 @@
           <w:bCs/>
           <w:b/>
         </w:rPr>
-        <w:t xml:space="preserve">A Lightweight and Practical UAV Authentication System Implementation based on Proof-of-History Blockchain</w:t>
+        <w:t>A Lightweight and Practical UAV Authentication System based on Proof-of-History Blockchain</w:t>
       </w:r>
     </w:p>
     <w:p>
